--- a/ecoservizi/Supporto Presidia/02_Supporto/02_Template/14_ Schede prodotti chimici /candeggina.docx
+++ b/ecoservizi/Supporto Presidia/02_Supporto/02_Template/14_ Schede prodotti chimici /candeggina.docx
@@ -1,6 +1,6 @@
 
 <file path=word/document.xml><?xml version="1.0" encoding="utf-8"?>
-<w:document xmlns:wpc="http://schemas.microsoft.com/office/word/2010/wordprocessingCanvas" xmlns:cx="http://schemas.microsoft.com/office/drawing/2014/chartex" xmlns:cx1="http://schemas.microsoft.com/office/drawing/2015/9/8/chartex" xmlns:cx2="http://schemas.microsoft.com/office/drawing/2015/10/21/chartex" xmlns:cx3="http://schemas.microsoft.com/office/drawing/2016/5/9/chartex" xmlns:cx4="http://schemas.microsoft.com/office/drawing/2016/5/10/chartex" xmlns:cx5="http://schemas.microsoft.com/office/drawing/2016/5/11/chartex" xmlns:cx6="http://schemas.microsoft.com/office/drawing/2016/5/12/chartex" xmlns:cx7="http://schemas.microsoft.com/office/drawing/2016/5/13/chartex" xmlns:cx8="http://schemas.microsoft.com/office/drawing/2016/5/14/chartex" xmlns:mc="http://schemas.openxmlformats.org/markup-compatibility/2006" xmlns:aink="http://schemas.microsoft.com/office/drawing/2016/ink" xmlns:am3d="http://schemas.microsoft.com/office/drawing/2017/model3d" xmlns:o="urn:schemas-microsoft-com:office:office" xmlns:oel="http://schemas.microsoft.com/office/2019/extlst" xmlns:r="http://schemas.openxmlformats.org/officeDocument/2006/relationships" xmlns:m="http://schemas.openxmlformats.org/officeDocument/2006/math" xmlns:v="urn:schemas-microsoft-com:vml" xmlns:wp14="http://schemas.microsoft.com/office/word/2010/wordprocessingDrawing" xmlns:wp="http://schemas.openxmlformats.org/drawingml/2006/wordprocessingDrawing" xmlns:w10="urn:schemas-microsoft-com:office:word" xmlns:w="http://schemas.openxmlformats.org/wordprocessingml/2006/main" xmlns:w14="http://schemas.microsoft.com/office/word/2010/wordml" xmlns:w15="http://schemas.microsoft.com/office/word/2012/wordml" xmlns:w16cex="http://schemas.microsoft.com/office/word/2018/wordml/cex" xmlns:w16cid="http://schemas.microsoft.com/office/word/2016/wordml/cid" xmlns:w16="http://schemas.microsoft.com/office/word/2018/wordml" xmlns:w16du="http://schemas.microsoft.com/office/word/2023/wordml/word16du" xmlns:w16sdtdh="http://schemas.microsoft.com/office/word/2020/wordml/sdtdatahash" xmlns:w16se="http://schemas.microsoft.com/office/word/2015/wordml/symex" xmlns:wpg="http://schemas.microsoft.com/office/word/2010/wordprocessingGroup" xmlns:wpi="http://schemas.microsoft.com/office/word/2010/wordprocessingInk" xmlns:wne="http://schemas.microsoft.com/office/word/2006/wordml" xmlns:wps="http://schemas.microsoft.com/office/word/2010/wordprocessingShape" mc:Ignorable="w14 w15 w16se w16cid w16 w16cex w16sdtdh w16du wp14">
+<w:document xmlns:wpc="http://schemas.microsoft.com/office/word/2010/wordprocessingCanvas" xmlns:cx="http://schemas.microsoft.com/office/drawing/2014/chartex" xmlns:cx1="http://schemas.microsoft.com/office/drawing/2015/9/8/chartex" xmlns:cx2="http://schemas.microsoft.com/office/drawing/2015/10/21/chartex" xmlns:cx3="http://schemas.microsoft.com/office/drawing/2016/5/9/chartex" xmlns:cx4="http://schemas.microsoft.com/office/drawing/2016/5/10/chartex" xmlns:cx5="http://schemas.microsoft.com/office/drawing/2016/5/11/chartex" xmlns:cx6="http://schemas.microsoft.com/office/drawing/2016/5/12/chartex" xmlns:cx7="http://schemas.microsoft.com/office/drawing/2016/5/13/chartex" xmlns:cx8="http://schemas.microsoft.com/office/drawing/2016/5/14/chartex" xmlns:mc="http://schemas.openxmlformats.org/markup-compatibility/2006" xmlns:aink="http://schemas.microsoft.com/office/drawing/2016/ink" xmlns:am3d="http://schemas.microsoft.com/office/drawing/2017/model3d" xmlns:o="urn:schemas-microsoft-com:office:office" xmlns:oel="http://schemas.microsoft.com/office/2019/extlst" xmlns:r="http://schemas.openxmlformats.org/officeDocument/2006/relationships" xmlns:m="http://schemas.openxmlformats.org/officeDocument/2006/math" xmlns:v="urn:schemas-microsoft-com:vml" xmlns:wp14="http://schemas.microsoft.com/office/word/2010/wordprocessingDrawing" xmlns:wp="http://schemas.openxmlformats.org/drawingml/2006/wordprocessingDrawing" xmlns:w10="urn:schemas-microsoft-com:office:word" xmlns:w="http://schemas.openxmlformats.org/wordprocessingml/2006/main" xmlns:w14="http://schemas.microsoft.com/office/word/2010/wordml" xmlns:w15="http://schemas.microsoft.com/office/word/2012/wordml" xmlns:w16cex="http://schemas.microsoft.com/office/word/2018/wordml/cex" xmlns:w16cid="http://schemas.microsoft.com/office/word/2016/wordml/cid" xmlns:w16="http://schemas.microsoft.com/office/word/2018/wordml" xmlns:w16du="http://schemas.microsoft.com/office/word/2023/wordml/word16du" xmlns:w16sdtdh="http://schemas.microsoft.com/office/word/2020/wordml/sdtdatahash" xmlns:w16sdtfl="http://schemas.microsoft.com/office/word/2024/wordml/sdtformatlock" xmlns:w16se="http://schemas.microsoft.com/office/word/2015/wordml/symex" xmlns:wpg="http://schemas.microsoft.com/office/word/2010/wordprocessingGroup" xmlns:wpi="http://schemas.microsoft.com/office/word/2010/wordprocessingInk" xmlns:wne="http://schemas.microsoft.com/office/word/2006/wordml" xmlns:wps="http://schemas.microsoft.com/office/word/2010/wordprocessingShape" mc:Ignorable="w14 w15 w16se w16cid w16 w16cex w16sdtdh w16sdtfl w16du wp14">
   <w:body>
     <w:tbl>
       <w:tblPr>
@@ -19,15 +19,15 @@
       <w:tblGrid>
         <w:gridCol w:w="390"/>
         <w:gridCol w:w="274"/>
-        <w:gridCol w:w="712"/>
-        <w:gridCol w:w="244"/>
-        <w:gridCol w:w="720"/>
+        <w:gridCol w:w="713"/>
+        <w:gridCol w:w="242"/>
+        <w:gridCol w:w="715"/>
         <w:gridCol w:w="66"/>
         <w:gridCol w:w="541"/>
-        <w:gridCol w:w="263"/>
-        <w:gridCol w:w="375"/>
+        <w:gridCol w:w="264"/>
+        <w:gridCol w:w="377"/>
         <w:gridCol w:w="266"/>
-        <w:gridCol w:w="846"/>
+        <w:gridCol w:w="848"/>
         <w:gridCol w:w="80"/>
         <w:gridCol w:w="47"/>
         <w:gridCol w:w="71"/>
@@ -35,10 +35,10 @@
         <w:gridCol w:w="248"/>
         <w:gridCol w:w="648"/>
         <w:gridCol w:w="123"/>
-        <w:gridCol w:w="57"/>
+        <w:gridCol w:w="56"/>
         <w:gridCol w:w="270"/>
-        <w:gridCol w:w="342"/>
-        <w:gridCol w:w="1773"/>
+        <w:gridCol w:w="341"/>
+        <w:gridCol w:w="1776"/>
       </w:tblGrid>
       <w:tr>
         <w:trPr>
@@ -46,7 +46,7 @@
         </w:trPr>
         <w:tc>
           <w:tcPr>
-            <w:tcW w:w="1376" w:type="dxa"/>
+            <w:tcW w:w="1377" w:type="dxa"/>
             <w:gridSpan w:val="3"/>
             <w:tcBorders>
               <w:bottom w:val="single" w:sz="4" w:space="0" w:color="auto"/>
@@ -73,7 +73,7 @@
         </w:tc>
         <w:tc>
           <w:tcPr>
-            <w:tcW w:w="964" w:type="dxa"/>
+            <w:tcW w:w="957" w:type="dxa"/>
             <w:gridSpan w:val="2"/>
             <w:tcBorders>
               <w:bottom w:val="single" w:sz="4" w:space="0" w:color="auto"/>
@@ -95,7 +95,7 @@
         </w:tc>
         <w:tc>
           <w:tcPr>
-            <w:tcW w:w="1511" w:type="dxa"/>
+            <w:tcW w:w="1514" w:type="dxa"/>
             <w:gridSpan w:val="5"/>
             <w:tcBorders>
               <w:bottom w:val="single" w:sz="4" w:space="0" w:color="auto"/>
@@ -124,7 +124,7 @@
         </w:tc>
         <w:tc>
           <w:tcPr>
-            <w:tcW w:w="5777" w:type="dxa"/>
+            <w:tcW w:w="5780" w:type="dxa"/>
             <w:gridSpan w:val="12"/>
             <w:tcBorders>
               <w:bottom w:val="single" w:sz="4" w:space="0" w:color="auto"/>
@@ -144,7 +144,7 @@
                 <w:rFonts w:ascii="Aptos" w:hAnsi="Aptos"/>
                 <w:b/>
               </w:rPr>
-              <w:t>CANDEGGINA</w:t>
+              <w:t>Candeggina</w:t>
             </w:r>
           </w:p>
         </w:tc>
@@ -268,7 +268,7 @@
         </w:tblPrEx>
         <w:tc>
           <w:tcPr>
-            <w:tcW w:w="2947" w:type="dxa"/>
+            <w:tcW w:w="2941" w:type="dxa"/>
             <w:gridSpan w:val="7"/>
             <w:tcBorders>
               <w:bottom w:val="single" w:sz="4" w:space="0" w:color="auto"/>
@@ -296,7 +296,7 @@
         </w:tc>
         <w:tc>
           <w:tcPr>
-            <w:tcW w:w="3468" w:type="dxa"/>
+            <w:tcW w:w="3473" w:type="dxa"/>
             <w:gridSpan w:val="9"/>
             <w:tcBorders>
               <w:bottom w:val="single" w:sz="4" w:space="0" w:color="auto"/>
@@ -324,7 +324,7 @@
         </w:tc>
         <w:tc>
           <w:tcPr>
-            <w:tcW w:w="3213" w:type="dxa"/>
+            <w:tcW w:w="3214" w:type="dxa"/>
             <w:gridSpan w:val="6"/>
             <w:tcBorders>
               <w:bottom w:val="single" w:sz="4" w:space="0" w:color="auto"/>
@@ -363,7 +363,6 @@
               <w:bottom w:val="nil"/>
               <w:right w:val="nil"/>
             </w:tcBorders>
-            <w:shd w:val="clear" w:color="auto" w:fill="auto"/>
           </w:tcPr>
           <w:p>
             <w:pPr>
@@ -427,13 +426,12 @@
         </w:tc>
         <w:tc>
           <w:tcPr>
-            <w:tcW w:w="2283" w:type="dxa"/>
+            <w:tcW w:w="2277" w:type="dxa"/>
             <w:gridSpan w:val="5"/>
             <w:tcBorders>
               <w:left w:val="nil"/>
               <w:bottom w:val="nil"/>
             </w:tcBorders>
-            <w:shd w:val="clear" w:color="auto" w:fill="auto"/>
           </w:tcPr>
           <w:p>
             <w:pPr>
@@ -455,13 +453,12 @@
         </w:tc>
         <w:tc>
           <w:tcPr>
-            <w:tcW w:w="638" w:type="dxa"/>
+            <w:tcW w:w="641" w:type="dxa"/>
             <w:gridSpan w:val="2"/>
             <w:tcBorders>
               <w:bottom w:val="nil"/>
               <w:right w:val="nil"/>
             </w:tcBorders>
-            <w:shd w:val="clear" w:color="auto" w:fill="auto"/>
           </w:tcPr>
           <w:p>
             <w:pPr>
@@ -525,13 +522,12 @@
         </w:tc>
         <w:tc>
           <w:tcPr>
-            <w:tcW w:w="2830" w:type="dxa"/>
+            <w:tcW w:w="2832" w:type="dxa"/>
             <w:gridSpan w:val="7"/>
             <w:tcBorders>
               <w:left w:val="nil"/>
               <w:bottom w:val="nil"/>
             </w:tcBorders>
-            <w:shd w:val="clear" w:color="auto" w:fill="auto"/>
           </w:tcPr>
           <w:p>
             <w:pPr>
@@ -558,7 +554,6 @@
               <w:bottom w:val="nil"/>
               <w:right w:val="nil"/>
             </w:tcBorders>
-            <w:shd w:val="clear" w:color="auto" w:fill="auto"/>
           </w:tcPr>
           <w:p>
             <w:pPr>
@@ -621,13 +616,12 @@
         </w:tc>
         <w:tc>
           <w:tcPr>
-            <w:tcW w:w="2565" w:type="dxa"/>
+            <w:tcW w:w="2566" w:type="dxa"/>
             <w:gridSpan w:val="5"/>
             <w:tcBorders>
               <w:left w:val="nil"/>
               <w:bottom w:val="nil"/>
             </w:tcBorders>
-            <w:shd w:val="clear" w:color="auto" w:fill="auto"/>
           </w:tcPr>
           <w:p>
             <w:pPr>
@@ -664,7 +658,6 @@
               <w:bottom w:val="nil"/>
               <w:right w:val="nil"/>
             </w:tcBorders>
-            <w:shd w:val="clear" w:color="auto" w:fill="auto"/>
           </w:tcPr>
           <w:p>
             <w:pPr>
@@ -728,14 +721,13 @@
         </w:tc>
         <w:tc>
           <w:tcPr>
-            <w:tcW w:w="2283" w:type="dxa"/>
+            <w:tcW w:w="2277" w:type="dxa"/>
             <w:gridSpan w:val="5"/>
             <w:tcBorders>
               <w:top w:val="nil"/>
               <w:left w:val="nil"/>
               <w:bottom w:val="nil"/>
             </w:tcBorders>
-            <w:shd w:val="clear" w:color="auto" w:fill="auto"/>
           </w:tcPr>
           <w:p>
             <w:pPr>
@@ -757,14 +749,13 @@
         </w:tc>
         <w:tc>
           <w:tcPr>
-            <w:tcW w:w="638" w:type="dxa"/>
+            <w:tcW w:w="641" w:type="dxa"/>
             <w:gridSpan w:val="2"/>
             <w:tcBorders>
               <w:top w:val="nil"/>
               <w:bottom w:val="nil"/>
               <w:right w:val="nil"/>
             </w:tcBorders>
-            <w:shd w:val="clear" w:color="auto" w:fill="auto"/>
           </w:tcPr>
           <w:p>
             <w:pPr>
@@ -827,14 +818,13 @@
         </w:tc>
         <w:tc>
           <w:tcPr>
-            <w:tcW w:w="2830" w:type="dxa"/>
+            <w:tcW w:w="2832" w:type="dxa"/>
             <w:gridSpan w:val="7"/>
             <w:tcBorders>
               <w:top w:val="nil"/>
               <w:left w:val="nil"/>
               <w:bottom w:val="nil"/>
             </w:tcBorders>
-            <w:shd w:val="clear" w:color="auto" w:fill="auto"/>
           </w:tcPr>
           <w:p>
             <w:pPr>
@@ -862,7 +852,6 @@
               <w:bottom w:val="nil"/>
               <w:right w:val="nil"/>
             </w:tcBorders>
-            <w:shd w:val="clear" w:color="auto" w:fill="auto"/>
           </w:tcPr>
           <w:p>
             <w:pPr>
@@ -925,14 +914,13 @@
         </w:tc>
         <w:tc>
           <w:tcPr>
-            <w:tcW w:w="2565" w:type="dxa"/>
+            <w:tcW w:w="2566" w:type="dxa"/>
             <w:gridSpan w:val="5"/>
             <w:tcBorders>
               <w:top w:val="nil"/>
               <w:left w:val="nil"/>
               <w:bottom w:val="nil"/>
             </w:tcBorders>
-            <w:shd w:val="clear" w:color="auto" w:fill="auto"/>
           </w:tcPr>
           <w:p>
             <w:pPr>
@@ -1056,7 +1044,6 @@
               <w:top w:val="nil"/>
               <w:right w:val="nil"/>
             </w:tcBorders>
-            <w:shd w:val="clear" w:color="auto" w:fill="auto"/>
           </w:tcPr>
           <w:p>
             <w:pPr>
@@ -1119,13 +1106,12 @@
         </w:tc>
         <w:tc>
           <w:tcPr>
-            <w:tcW w:w="2283" w:type="dxa"/>
+            <w:tcW w:w="2277" w:type="dxa"/>
             <w:gridSpan w:val="5"/>
             <w:tcBorders>
               <w:top w:val="nil"/>
               <w:left w:val="nil"/>
             </w:tcBorders>
-            <w:shd w:val="clear" w:color="auto" w:fill="auto"/>
           </w:tcPr>
           <w:p>
             <w:pPr>
@@ -1147,13 +1133,12 @@
         </w:tc>
         <w:tc>
           <w:tcPr>
-            <w:tcW w:w="638" w:type="dxa"/>
+            <w:tcW w:w="641" w:type="dxa"/>
             <w:gridSpan w:val="2"/>
             <w:tcBorders>
               <w:top w:val="nil"/>
               <w:right w:val="nil"/>
             </w:tcBorders>
-            <w:shd w:val="clear" w:color="auto" w:fill="auto"/>
           </w:tcPr>
           <w:p>
             <w:pPr>
@@ -1216,13 +1201,12 @@
         </w:tc>
         <w:tc>
           <w:tcPr>
-            <w:tcW w:w="2830" w:type="dxa"/>
+            <w:tcW w:w="2832" w:type="dxa"/>
             <w:gridSpan w:val="7"/>
             <w:tcBorders>
               <w:top w:val="nil"/>
               <w:left w:val="nil"/>
             </w:tcBorders>
-            <w:shd w:val="clear" w:color="auto" w:fill="auto"/>
           </w:tcPr>
           <w:p>
             <w:pPr>
@@ -1249,7 +1233,6 @@
               <w:top w:val="nil"/>
               <w:right w:val="nil"/>
             </w:tcBorders>
-            <w:shd w:val="clear" w:color="auto" w:fill="auto"/>
           </w:tcPr>
           <w:p>
             <w:pPr>
@@ -1312,13 +1295,12 @@
         </w:tc>
         <w:tc>
           <w:tcPr>
-            <w:tcW w:w="2565" w:type="dxa"/>
+            <w:tcW w:w="2566" w:type="dxa"/>
             <w:gridSpan w:val="5"/>
             <w:tcBorders>
               <w:top w:val="nil"/>
               <w:left w:val="nil"/>
             </w:tcBorders>
-            <w:shd w:val="clear" w:color="auto" w:fill="auto"/>
           </w:tcPr>
           <w:p>
             <w:pPr>
@@ -1350,7 +1332,6 @@
           <w:tcPr>
             <w:tcW w:w="9628" w:type="dxa"/>
             <w:gridSpan w:val="22"/>
-            <w:shd w:val="clear" w:color="auto" w:fill="auto"/>
           </w:tcPr>
           <w:p>
             <w:pPr>
@@ -1372,7 +1353,7 @@
         </w:trPr>
         <w:tc>
           <w:tcPr>
-            <w:tcW w:w="6415" w:type="dxa"/>
+            <w:tcW w:w="6414" w:type="dxa"/>
             <w:gridSpan w:val="16"/>
             <w:vAlign w:val="center"/>
           </w:tcPr>
@@ -1398,7 +1379,7 @@
         </w:tc>
         <w:tc>
           <w:tcPr>
-            <w:tcW w:w="3213" w:type="dxa"/>
+            <w:tcW w:w="3214" w:type="dxa"/>
             <w:gridSpan w:val="6"/>
             <w:vAlign w:val="center"/>
           </w:tcPr>
@@ -1432,8 +1413,9 @@
         </w:trPr>
         <w:tc>
           <w:tcPr>
-            <w:tcW w:w="6415" w:type="dxa"/>
+            <w:tcW w:w="6414" w:type="dxa"/>
             <w:gridSpan w:val="16"/>
+            <w:vMerge w:val="restart"/>
             <w:vAlign w:val="center"/>
           </w:tcPr>
           <w:p>
@@ -1450,63 +1432,13 @@
                 <w:sz w:val="16"/>
                 <w:szCs w:val="16"/>
               </w:rPr>
-              <w:fldChar w:fldCharType="begin">
-                <w:ffData>
-                  <w:name w:val="Controllo1"/>
-                  <w:enabled/>
-                  <w:calcOnExit w:val="0"/>
-                  <w:checkBox>
-                    <w:sizeAuto/>
-                    <w:default w:val="0"/>
-                    <w:checked/>
-                  </w:checkBox>
-                </w:ffData>
-              </w:fldChar>
-            </w:r>
-            <w:r>
-              <w:rPr>
-                <w:rFonts w:ascii="Aptos" w:hAnsi="Aptos"/>
-                <w:sz w:val="16"/>
-                <w:szCs w:val="16"/>
-              </w:rPr>
-              <w:instrText xml:space="preserve"> FORMCHECKBOX </w:instrText>
-            </w:r>
-            <w:r>
-              <w:rPr>
-                <w:rFonts w:ascii="Aptos" w:hAnsi="Aptos"/>
-                <w:sz w:val="16"/>
-                <w:szCs w:val="16"/>
-              </w:rPr>
-            </w:r>
-            <w:r>
-              <w:rPr>
-                <w:rFonts w:ascii="Aptos" w:hAnsi="Aptos"/>
-                <w:sz w:val="16"/>
-                <w:szCs w:val="16"/>
-              </w:rPr>
-              <w:fldChar w:fldCharType="separate"/>
-            </w:r>
-            <w:r>
-              <w:rPr>
-                <w:rFonts w:ascii="Aptos" w:hAnsi="Aptos"/>
-                <w:sz w:val="16"/>
-                <w:szCs w:val="16"/>
-              </w:rPr>
-              <w:fldChar w:fldCharType="end"/>
-            </w:r>
-            <w:r>
-              <w:rPr>
-                <w:rFonts w:ascii="Aptos" w:hAnsi="Aptos"/>
-                <w:sz w:val="16"/>
-                <w:szCs w:val="16"/>
-              </w:rPr>
-              <w:t xml:space="preserve"> Ipoclorito di sodio</w:t>
-            </w:r>
-          </w:p>
-        </w:tc>
-        <w:tc>
-          <w:tcPr>
-            <w:tcW w:w="3213" w:type="dxa"/>
+              <w:t>Vedi SDS</w:t>
+            </w:r>
+          </w:p>
+        </w:tc>
+        <w:tc>
+          <w:tcPr>
+            <w:tcW w:w="3214" w:type="dxa"/>
             <w:gridSpan w:val="6"/>
             <w:vAlign w:val="center"/>
           </w:tcPr>
@@ -1604,8 +1536,9 @@
         </w:trPr>
         <w:tc>
           <w:tcPr>
-            <w:tcW w:w="6415" w:type="dxa"/>
+            <w:tcW w:w="6414" w:type="dxa"/>
             <w:gridSpan w:val="16"/>
+            <w:vMerge/>
             <w:vAlign w:val="center"/>
           </w:tcPr>
           <w:p>
@@ -1616,72 +1549,41 @@
                 <w:szCs w:val="16"/>
               </w:rPr>
             </w:pPr>
-            <w:r>
-              <w:rPr>
-                <w:rFonts w:ascii="Aptos" w:hAnsi="Aptos"/>
-                <w:sz w:val="16"/>
-                <w:szCs w:val="16"/>
-              </w:rPr>
-              <w:fldChar w:fldCharType="begin">
-                <w:ffData>
-                  <w:name w:val="Controllo1"/>
-                  <w:enabled/>
-                  <w:calcOnExit w:val="0"/>
-                  <w:checkBox>
-                    <w:sizeAuto/>
-                    <w:default w:val="0"/>
-                    <w:checked/>
-                  </w:checkBox>
-                </w:ffData>
-              </w:fldChar>
-            </w:r>
-            <w:r>
-              <w:rPr>
-                <w:rFonts w:ascii="Aptos" w:hAnsi="Aptos"/>
-                <w:sz w:val="16"/>
-                <w:szCs w:val="16"/>
-              </w:rPr>
-              <w:instrText xml:space="preserve"> FORMCHECKBOX </w:instrText>
-            </w:r>
-            <w:r>
-              <w:rPr>
-                <w:rFonts w:ascii="Aptos" w:hAnsi="Aptos"/>
-                <w:sz w:val="16"/>
-                <w:szCs w:val="16"/>
-              </w:rPr>
-            </w:r>
-            <w:r>
-              <w:rPr>
-                <w:rFonts w:ascii="Aptos" w:hAnsi="Aptos"/>
-                <w:sz w:val="16"/>
-                <w:szCs w:val="16"/>
-              </w:rPr>
-              <w:fldChar w:fldCharType="separate"/>
-            </w:r>
-            <w:r>
-              <w:rPr>
-                <w:rFonts w:ascii="Aptos" w:hAnsi="Aptos"/>
-                <w:sz w:val="16"/>
-                <w:szCs w:val="16"/>
-              </w:rPr>
-              <w:fldChar w:fldCharType="end"/>
-            </w:r>
-            <w:r>
-              <w:rPr>
-                <w:rFonts w:ascii="Aptos" w:hAnsi="Aptos"/>
-                <w:sz w:val="16"/>
-                <w:szCs w:val="16"/>
-              </w:rPr>
-              <w:t xml:space="preserve"> Idrossido di sodio</w:t>
-            </w:r>
-          </w:p>
-        </w:tc>
-        <w:tc>
-          <w:tcPr>
-            <w:tcW w:w="3213" w:type="dxa"/>
+          </w:p>
+        </w:tc>
+        <w:tc>
+          <w:tcPr>
+            <w:tcW w:w="3214" w:type="dxa"/>
             <w:gridSpan w:val="6"/>
             <w:vAlign w:val="center"/>
           </w:tcPr>
+          <w:p>
+            <w:pPr>
+              <w:rPr>
+                <w:rFonts w:ascii="Aptos" w:hAnsi="Aptos"/>
+                <w:iCs/>
+                <w:sz w:val="16"/>
+                <w:szCs w:val="18"/>
+              </w:rPr>
+            </w:pPr>
+            <w:r>
+              <w:rPr>
+                <w:rFonts w:ascii="Aptos" w:hAnsi="Aptos"/>
+                <w:sz w:val="16"/>
+                <w:szCs w:val="16"/>
+              </w:rPr>
+              <w:t>TLV Ceiling: 2 mg/m</w:t>
+            </w:r>
+            <w:r>
+              <w:rPr>
+                <w:rFonts w:ascii="Aptos" w:hAnsi="Aptos"/>
+                <w:sz w:val="16"/>
+                <w:szCs w:val="16"/>
+                <w:vertAlign w:val="superscript"/>
+              </w:rPr>
+              <w:t>3</w:t>
+            </w:r>
+          </w:p>
           <w:p>
             <w:pPr>
               <w:rPr>
@@ -1810,11 +1712,11 @@
           <w:shd w:val="clear" w:color="auto" w:fill="auto"/>
         </w:tblPrEx>
         <w:trPr>
-          <w:trHeight w:val="697"/>
+          <w:trHeight w:val="340"/>
         </w:trPr>
         <w:tc>
           <w:tcPr>
-            <w:tcW w:w="2340" w:type="dxa"/>
+            <w:tcW w:w="2334" w:type="dxa"/>
             <w:gridSpan w:val="5"/>
             <w:vAlign w:val="center"/>
           </w:tcPr>
@@ -1838,7 +1740,7 @@
         </w:tc>
         <w:tc>
           <w:tcPr>
-            <w:tcW w:w="7288" w:type="dxa"/>
+            <w:tcW w:w="7294" w:type="dxa"/>
             <w:gridSpan w:val="17"/>
             <w:vAlign w:val="center"/>
           </w:tcPr>
@@ -1937,7 +1839,7 @@
         </w:trPr>
         <w:tc>
           <w:tcPr>
-            <w:tcW w:w="2340" w:type="dxa"/>
+            <w:tcW w:w="2334" w:type="dxa"/>
             <w:gridSpan w:val="5"/>
             <w:vAlign w:val="center"/>
           </w:tcPr>
@@ -1961,7 +1863,7 @@
         </w:tc>
         <w:tc>
           <w:tcPr>
-            <w:tcW w:w="2437" w:type="dxa"/>
+            <w:tcW w:w="2442" w:type="dxa"/>
             <w:gridSpan w:val="7"/>
             <w:vAlign w:val="center"/>
           </w:tcPr>
@@ -2009,7 +1911,7 @@
         </w:tc>
         <w:tc>
           <w:tcPr>
-            <w:tcW w:w="2442" w:type="dxa"/>
+            <w:tcW w:w="2443" w:type="dxa"/>
             <w:gridSpan w:val="4"/>
             <w:vAlign w:val="center"/>
           </w:tcPr>
@@ -2041,7 +1943,7 @@
         </w:trPr>
         <w:tc>
           <w:tcPr>
-            <w:tcW w:w="2340" w:type="dxa"/>
+            <w:tcW w:w="2334" w:type="dxa"/>
             <w:gridSpan w:val="5"/>
             <w:tcBorders>
               <w:bottom w:val="single" w:sz="4" w:space="0" w:color="auto"/>
@@ -2068,7 +1970,7 @@
         </w:tc>
         <w:tc>
           <w:tcPr>
-            <w:tcW w:w="3827" w:type="dxa"/>
+            <w:tcW w:w="3832" w:type="dxa"/>
             <w:gridSpan w:val="10"/>
             <w:tcBorders>
               <w:bottom w:val="single" w:sz="4" w:space="0" w:color="auto"/>
@@ -2216,7 +2118,7 @@
         </w:tc>
         <w:tc>
           <w:tcPr>
-            <w:tcW w:w="3461" w:type="dxa"/>
+            <w:tcW w:w="3462" w:type="dxa"/>
             <w:gridSpan w:val="7"/>
             <w:tcBorders>
               <w:bottom w:val="single" w:sz="4" w:space="0" w:color="auto"/>
@@ -2554,7 +2456,7 @@
         </w:trPr>
         <w:tc>
           <w:tcPr>
-            <w:tcW w:w="1620" w:type="dxa"/>
+            <w:tcW w:w="1619" w:type="dxa"/>
             <w:gridSpan w:val="4"/>
             <w:vAlign w:val="center"/>
           </w:tcPr>
@@ -2580,7 +2482,7 @@
         </w:tc>
         <w:tc>
           <w:tcPr>
-            <w:tcW w:w="1590" w:type="dxa"/>
+            <w:tcW w:w="1586" w:type="dxa"/>
             <w:gridSpan w:val="4"/>
             <w:vAlign w:val="center"/>
           </w:tcPr>
@@ -2606,7 +2508,7 @@
         </w:tc>
         <w:tc>
           <w:tcPr>
-            <w:tcW w:w="1685" w:type="dxa"/>
+            <w:tcW w:w="1689" w:type="dxa"/>
             <w:gridSpan w:val="6"/>
             <w:tcBorders>
               <w:right w:val="single" w:sz="12" w:space="0" w:color="auto"/>
@@ -2636,7 +2538,7 @@
         </w:tc>
         <w:tc>
           <w:tcPr>
-            <w:tcW w:w="2348" w:type="dxa"/>
+            <w:tcW w:w="2347" w:type="dxa"/>
             <w:gridSpan w:val="5"/>
             <w:tcBorders>
               <w:top w:val="single" w:sz="12" w:space="0" w:color="auto"/>
@@ -2667,7 +2569,7 @@
         </w:tc>
         <w:tc>
           <w:tcPr>
-            <w:tcW w:w="2385" w:type="dxa"/>
+            <w:tcW w:w="2387" w:type="dxa"/>
             <w:gridSpan w:val="3"/>
             <w:tcBorders>
               <w:top w:val="single" w:sz="12" w:space="0" w:color="auto"/>
@@ -2707,7 +2609,7 @@
         </w:trPr>
         <w:tc>
           <w:tcPr>
-            <w:tcW w:w="1620" w:type="dxa"/>
+            <w:tcW w:w="1619" w:type="dxa"/>
             <w:gridSpan w:val="4"/>
             <w:vAlign w:val="center"/>
           </w:tcPr>
@@ -2732,7 +2634,7 @@
         </w:tc>
         <w:tc>
           <w:tcPr>
-            <w:tcW w:w="1590" w:type="dxa"/>
+            <w:tcW w:w="1586" w:type="dxa"/>
             <w:gridSpan w:val="4"/>
             <w:vAlign w:val="center"/>
           </w:tcPr>
@@ -2757,7 +2659,7 @@
         </w:tc>
         <w:tc>
           <w:tcPr>
-            <w:tcW w:w="1685" w:type="dxa"/>
+            <w:tcW w:w="1689" w:type="dxa"/>
             <w:gridSpan w:val="6"/>
             <w:tcBorders>
               <w:right w:val="single" w:sz="12" w:space="0" w:color="auto"/>
@@ -2785,7 +2687,7 @@
         </w:tc>
         <w:tc>
           <w:tcPr>
-            <w:tcW w:w="2348" w:type="dxa"/>
+            <w:tcW w:w="2347" w:type="dxa"/>
             <w:gridSpan w:val="5"/>
             <w:tcBorders>
               <w:left w:val="single" w:sz="12" w:space="0" w:color="auto"/>
@@ -2816,7 +2718,7 @@
         </w:tc>
         <w:tc>
           <w:tcPr>
-            <w:tcW w:w="612" w:type="dxa"/>
+            <w:tcW w:w="611" w:type="dxa"/>
             <w:gridSpan w:val="2"/>
             <w:tcBorders>
               <w:bottom w:val="single" w:sz="12" w:space="0" w:color="auto"/>
@@ -3148,7 +3050,7 @@
         </w:tc>
         <w:tc>
           <w:tcPr>
-            <w:tcW w:w="1773" w:type="dxa"/>
+            <w:tcW w:w="1776" w:type="dxa"/>
             <w:tcBorders>
               <w:left w:val="single" w:sz="4" w:space="0" w:color="auto"/>
               <w:bottom w:val="single" w:sz="12" w:space="0" w:color="auto"/>
@@ -3313,7 +3215,7 @@
         </w:tc>
         <w:tc>
           <w:tcPr>
-            <w:tcW w:w="6853" w:type="dxa"/>
+            <w:tcW w:w="6851" w:type="dxa"/>
             <w:gridSpan w:val="18"/>
             <w:tcBorders>
               <w:top w:val="nil"/>
@@ -3341,7 +3243,7 @@
         </w:tc>
         <w:tc>
           <w:tcPr>
-            <w:tcW w:w="2385" w:type="dxa"/>
+            <w:tcW w:w="2387" w:type="dxa"/>
             <w:gridSpan w:val="3"/>
             <w:tcBorders>
               <w:top w:val="single" w:sz="4" w:space="0" w:color="auto"/>
@@ -3649,7 +3551,7 @@
         </w:trPr>
         <w:tc>
           <w:tcPr>
-            <w:tcW w:w="4824" w:type="dxa"/>
+            <w:tcW w:w="4823" w:type="dxa"/>
             <w:gridSpan w:val="13"/>
             <w:tcBorders>
               <w:right w:val="nil"/>
@@ -4236,7 +4138,7 @@
         </w:tc>
         <w:tc>
           <w:tcPr>
-            <w:tcW w:w="4804" w:type="dxa"/>
+            <w:tcW w:w="4805" w:type="dxa"/>
             <w:gridSpan w:val="9"/>
             <w:tcBorders>
               <w:left w:val="nil"/>
@@ -4696,9 +4598,8 @@
         </w:tblPrEx>
         <w:tc>
           <w:tcPr>
-            <w:tcW w:w="2406" w:type="dxa"/>
+            <w:tcW w:w="2400" w:type="dxa"/>
             <w:gridSpan w:val="6"/>
-            <w:shd w:val="clear" w:color="auto" w:fill="auto"/>
           </w:tcPr>
           <w:p>
             <w:pPr>
@@ -4723,9 +4624,8 @@
         </w:tc>
         <w:tc>
           <w:tcPr>
-            <w:tcW w:w="2291" w:type="dxa"/>
+            <w:tcW w:w="2296" w:type="dxa"/>
             <w:gridSpan w:val="5"/>
-            <w:shd w:val="clear" w:color="auto" w:fill="auto"/>
           </w:tcPr>
           <w:p>
             <w:pPr>
@@ -4750,9 +4650,8 @@
         </w:tc>
         <w:tc>
           <w:tcPr>
-            <w:tcW w:w="2816" w:type="dxa"/>
+            <w:tcW w:w="2815" w:type="dxa"/>
             <w:gridSpan w:val="9"/>
-            <w:shd w:val="clear" w:color="auto" w:fill="auto"/>
           </w:tcPr>
           <w:p>
             <w:pPr>
@@ -4777,9 +4676,8 @@
         </w:tc>
         <w:tc>
           <w:tcPr>
-            <w:tcW w:w="2115" w:type="dxa"/>
+            <w:tcW w:w="2117" w:type="dxa"/>
             <w:gridSpan w:val="2"/>
-            <w:shd w:val="clear" w:color="auto" w:fill="auto"/>
           </w:tcPr>
           <w:p>
             <w:pPr>
@@ -4809,24 +4707,25 @@
         </w:tblPrEx>
         <w:tc>
           <w:tcPr>
-            <w:tcW w:w="2406" w:type="dxa"/>
+            <w:tcW w:w="2400" w:type="dxa"/>
             <w:gridSpan w:val="6"/>
-            <w:shd w:val="clear" w:color="auto" w:fill="auto"/>
-          </w:tcPr>
-          <w:p>
-            <w:pPr>
-              <w:rPr>
-                <w:rFonts w:ascii="Aptos" w:hAnsi="Aptos"/>
-                <w:sz w:val="16"/>
-                <w:szCs w:val="16"/>
-              </w:rPr>
-            </w:pPr>
-            <w:r>
-              <w:rPr>
-                <w:rFonts w:ascii="Aptos" w:hAnsi="Aptos"/>
-                <w:sz w:val="16"/>
-                <w:szCs w:val="16"/>
-              </w:rPr>
+          </w:tcPr>
+          <w:p>
+            <w:pPr>
+              <w:rPr>
+                <w:rFonts w:ascii="Aptos" w:hAnsi="Aptos"/>
+                <w:b/>
+                <w:sz w:val="16"/>
+                <w:szCs w:val="16"/>
+              </w:rPr>
+            </w:pPr>
+            <w:r>
+              <w:rPr>
+                <w:rFonts w:ascii="Aptos" w:hAnsi="Aptos"/>
+                <w:sz w:val="16"/>
+                <w:szCs w:val="16"/>
+              </w:rPr>
+              <w:lastRenderedPageBreak/>
               <w:fldChar w:fldCharType="begin">
                 <w:ffData>
                   <w:name w:val="Controllo4"/>
@@ -4886,32 +4785,40 @@
                 <w:sz w:val="16"/>
                 <w:szCs w:val="16"/>
               </w:rPr>
-              <w:t>EN 166</w:t>
-            </w:r>
-            <w:r>
-              <w:rPr>
-                <w:rFonts w:ascii="Aptos" w:hAnsi="Aptos"/>
-                <w:sz w:val="16"/>
-                <w:szCs w:val="16"/>
-              </w:rPr>
-              <w:t xml:space="preserve"> Occhiali EN 166 con protezioni laterali</w:t>
-            </w:r>
-          </w:p>
-          <w:p>
-            <w:pPr>
-              <w:rPr>
-                <w:rFonts w:ascii="Aptos" w:hAnsi="Aptos"/>
-                <w:sz w:val="16"/>
-                <w:szCs w:val="16"/>
-              </w:rPr>
-            </w:pPr>
-          </w:p>
-        </w:tc>
-        <w:tc>
-          <w:tcPr>
-            <w:tcW w:w="2291" w:type="dxa"/>
+              <w:t>UNI EN ISO 16321</w:t>
+            </w:r>
+          </w:p>
+          <w:p>
+            <w:pPr>
+              <w:rPr>
+                <w:rFonts w:ascii="Aptos" w:hAnsi="Aptos"/>
+                <w:sz w:val="16"/>
+                <w:szCs w:val="16"/>
+              </w:rPr>
+            </w:pPr>
+            <w:r>
+              <w:rPr>
+                <w:rFonts w:ascii="Aptos" w:hAnsi="Aptos"/>
+                <w:sz w:val="16"/>
+                <w:szCs w:val="16"/>
+              </w:rPr>
+              <w:t>Occhiali con protezioni laterali</w:t>
+            </w:r>
+          </w:p>
+          <w:p>
+            <w:pPr>
+              <w:rPr>
+                <w:rFonts w:ascii="Aptos" w:hAnsi="Aptos"/>
+                <w:sz w:val="16"/>
+                <w:szCs w:val="16"/>
+              </w:rPr>
+            </w:pPr>
+          </w:p>
+        </w:tc>
+        <w:tc>
+          <w:tcPr>
+            <w:tcW w:w="2296" w:type="dxa"/>
             <w:gridSpan w:val="5"/>
-            <w:shd w:val="clear" w:color="auto" w:fill="auto"/>
           </w:tcPr>
           <w:p>
             <w:pPr>
@@ -4994,16 +4901,7 @@
                 <w:sz w:val="16"/>
                 <w:szCs w:val="16"/>
               </w:rPr>
-              <w:t xml:space="preserve"> Utilizzare guanti protettivi che </w:t>
-            </w:r>
-            <w:r>
-              <w:rPr>
-                <w:rFonts w:ascii="Aptos" w:hAnsi="Aptos"/>
-                <w:sz w:val="16"/>
-                <w:szCs w:val="16"/>
-              </w:rPr>
-              <w:lastRenderedPageBreak/>
-              <w:t>garantiscano una protezione totale, es. in PVC, neoprene o</w:t>
+              <w:t xml:space="preserve"> Utilizzare guanti protettivi che garantiscano una protezione totale, es. in PVC, neoprene o</w:t>
             </w:r>
           </w:p>
           <w:p>
@@ -5035,25 +4933,23 @@
         </w:tc>
         <w:tc>
           <w:tcPr>
-            <w:tcW w:w="2816" w:type="dxa"/>
+            <w:tcW w:w="2815" w:type="dxa"/>
             <w:gridSpan w:val="9"/>
-            <w:shd w:val="clear" w:color="auto" w:fill="auto"/>
-          </w:tcPr>
-          <w:p>
-            <w:pPr>
-              <w:rPr>
-                <w:rFonts w:ascii="Aptos" w:hAnsi="Aptos"/>
-                <w:sz w:val="16"/>
-                <w:szCs w:val="16"/>
-              </w:rPr>
-            </w:pPr>
-            <w:r>
-              <w:rPr>
-                <w:rFonts w:ascii="Aptos" w:hAnsi="Aptos"/>
-                <w:sz w:val="16"/>
-                <w:szCs w:val="16"/>
-              </w:rPr>
-              <w:lastRenderedPageBreak/>
+          </w:tcPr>
+          <w:p>
+            <w:pPr>
+              <w:rPr>
+                <w:rFonts w:ascii="Aptos" w:hAnsi="Aptos"/>
+                <w:sz w:val="16"/>
+                <w:szCs w:val="16"/>
+              </w:rPr>
+            </w:pPr>
+            <w:r>
+              <w:rPr>
+                <w:rFonts w:ascii="Aptos" w:hAnsi="Aptos"/>
+                <w:sz w:val="16"/>
+                <w:szCs w:val="16"/>
+              </w:rPr>
               <w:fldChar w:fldCharType="begin">
                 <w:ffData>
                   <w:name w:val=""/>
@@ -5118,14 +5014,14 @@
         </w:tc>
         <w:tc>
           <w:tcPr>
-            <w:tcW w:w="2115" w:type="dxa"/>
+            <w:tcW w:w="2117" w:type="dxa"/>
             <w:gridSpan w:val="2"/>
-            <w:shd w:val="clear" w:color="auto" w:fill="auto"/>
-          </w:tcPr>
-          <w:p>
-            <w:pPr>
-              <w:rPr>
-                <w:rFonts w:ascii="Aptos" w:hAnsi="Aptos"/>
+          </w:tcPr>
+          <w:p>
+            <w:pPr>
+              <w:rPr>
+                <w:rFonts w:ascii="Aptos" w:hAnsi="Aptos"/>
+                <w:b/>
                 <w:sz w:val="16"/>
                 <w:szCs w:val="16"/>
               </w:rPr>
@@ -5194,24 +5090,33 @@
                 <w:sz w:val="16"/>
                 <w:szCs w:val="16"/>
               </w:rPr>
-              <w:t xml:space="preserve">Indumenti EN 14325 </w:t>
-            </w:r>
-            <w:r>
-              <w:rPr>
-                <w:rFonts w:ascii="Aptos" w:hAnsi="Aptos"/>
-                <w:sz w:val="16"/>
-                <w:szCs w:val="16"/>
-              </w:rPr>
-              <w:t xml:space="preserve">Indossare indumenti che garantiscano una </w:t>
-            </w:r>
-            <w:r>
-              <w:rPr>
-                <w:rFonts w:ascii="Aptos" w:hAnsi="Aptos"/>
-                <w:sz w:val="16"/>
-                <w:szCs w:val="16"/>
-              </w:rPr>
-              <w:lastRenderedPageBreak/>
-              <w:t xml:space="preserve">protezione totale per la pelle, es. in cotone, gomma, PVC o </w:t>
+              <w:t xml:space="preserve">Indumenti </w:t>
+            </w:r>
+            <w:r>
+              <w:rPr>
+                <w:rFonts w:ascii="Aptos" w:hAnsi="Aptos"/>
+                <w:b/>
+                <w:sz w:val="16"/>
+                <w:szCs w:val="16"/>
+              </w:rPr>
+              <w:t>UNI EN ISO 13688</w:t>
+            </w:r>
+            <w:r>
+              <w:rPr>
+                <w:rFonts w:ascii="Aptos" w:hAnsi="Aptos"/>
+                <w:b/>
+                <w:sz w:val="16"/>
+                <w:szCs w:val="16"/>
+              </w:rPr>
+              <w:t xml:space="preserve"> </w:t>
+            </w:r>
+            <w:r>
+              <w:rPr>
+                <w:rFonts w:ascii="Aptos" w:hAnsi="Aptos"/>
+                <w:sz w:val="16"/>
+                <w:szCs w:val="16"/>
+              </w:rPr>
+              <w:t xml:space="preserve">Indossare indumenti che garantiscano una protezione totale per la pelle, es. in cotone, gomma, PVC o </w:t>
             </w:r>
             <w:proofErr w:type="spellStart"/>
             <w:r>
@@ -5239,19 +5144,21 @@
 </file>
 
 <file path=word/styles.xml><?xml version="1.0" encoding="utf-8"?>
-<w:styles xmlns:mc="http://schemas.openxmlformats.org/markup-compatibility/2006" xmlns:r="http://schemas.openxmlformats.org/officeDocument/2006/relationships" xmlns:w="http://schemas.openxmlformats.org/wordprocessingml/2006/main" xmlns:w14="http://schemas.microsoft.com/office/word/2010/wordml" xmlns:w15="http://schemas.microsoft.com/office/word/2012/wordml" xmlns:w16cex="http://schemas.microsoft.com/office/word/2018/wordml/cex" xmlns:w16cid="http://schemas.microsoft.com/office/word/2016/wordml/cid" xmlns:w16="http://schemas.microsoft.com/office/word/2018/wordml" xmlns:w16du="http://schemas.microsoft.com/office/word/2023/wordml/word16du" xmlns:w16sdtdh="http://schemas.microsoft.com/office/word/2020/wordml/sdtdatahash" xmlns:w16se="http://schemas.microsoft.com/office/word/2015/wordml/symex" mc:Ignorable="w14 w15 w16se w16cid w16 w16cex w16sdtdh w16du">
+<w:styles xmlns:mc="http://schemas.openxmlformats.org/markup-compatibility/2006" xmlns:r="http://schemas.openxmlformats.org/officeDocument/2006/relationships" xmlns:w="http://schemas.openxmlformats.org/wordprocessingml/2006/main" xmlns:w14="http://schemas.microsoft.com/office/word/2010/wordml" xmlns:w15="http://schemas.microsoft.com/office/word/2012/wordml" xmlns:w16cex="http://schemas.microsoft.com/office/word/2018/wordml/cex" xmlns:w16cid="http://schemas.microsoft.com/office/word/2016/wordml/cid" xmlns:w16="http://schemas.microsoft.com/office/word/2018/wordml" xmlns:w16du="http://schemas.microsoft.com/office/word/2023/wordml/word16du" xmlns:w16sdtdh="http://schemas.microsoft.com/office/word/2020/wordml/sdtdatahash" xmlns:w16sdtfl="http://schemas.microsoft.com/office/word/2024/wordml/sdtformatlock" xmlns:w16se="http://schemas.microsoft.com/office/word/2015/wordml/symex" mc:Ignorable="w14 w15 w16se w16cid w16 w16cex w16sdtdh w16sdtfl w16du">
   <w:docDefaults>
     <w:rPrDefault>
       <w:rPr>
         <w:rFonts w:asciiTheme="minorHAnsi" w:eastAsiaTheme="minorHAnsi" w:hAnsiTheme="minorHAnsi" w:cstheme="minorBidi"/>
-        <w:kern w:val="2"/>
-        <w:sz w:val="24"/>
-        <w:szCs w:val="24"/>
+        <w:sz w:val="22"/>
+        <w:szCs w:val="22"/>
         <w:lang w:val="it-IT" w:eastAsia="en-US" w:bidi="ar-SA"/>
-        <w14:ligatures w14:val="standardContextual"/>
       </w:rPr>
     </w:rPrDefault>
-    <w:pPrDefault/>
+    <w:pPrDefault>
+      <w:pPr>
+        <w:spacing w:after="160" w:line="259" w:lineRule="auto"/>
+      </w:pPr>
+    </w:pPrDefault>
   </w:docDefaults>
   <w:latentStyles w:defLockedState="0" w:defUIPriority="99" w:defSemiHidden="0" w:defUnhideWhenUsed="0" w:defQFormat="0" w:count="376">
     <w:lsdException w:name="Normal" w:uiPriority="0" w:qFormat="1"/>
@@ -5634,18 +5541,20 @@
   <w:style w:type="paragraph" w:default="1" w:styleId="Normale">
     <w:name w:val="Normal"/>
     <w:qFormat/>
-    <w:rsid w:val="00B677DF"/>
+    <w:rsid w:val="007175DD"/>
+    <w:pPr>
+      <w:spacing w:after="0" w:line="240" w:lineRule="auto"/>
+    </w:pPr>
     <w:rPr>
       <w:rFonts w:ascii="Times New Roman" w:eastAsia="Times New Roman" w:hAnsi="Times New Roman" w:cs="Times New Roman"/>
-      <w:kern w:val="0"/>
+      <w:sz w:val="24"/>
+      <w:szCs w:val="24"/>
       <w:lang w:eastAsia="it-IT"/>
-      <w14:ligatures w14:val="none"/>
     </w:rPr>
   </w:style>
   <w:style w:type="character" w:default="1" w:styleId="Carpredefinitoparagrafo">
     <w:name w:val="Default Paragraph Font"/>
     <w:uiPriority w:val="1"/>
-    <w:semiHidden/>
     <w:unhideWhenUsed/>
   </w:style>
   <w:style w:type="table" w:default="1" w:styleId="Tabellanormale">
@@ -5671,19 +5580,18 @@
   </w:style>
   <w:style w:type="paragraph" w:customStyle="1" w:styleId="Default">
     <w:name w:val="Default"/>
-    <w:rsid w:val="00B677DF"/>
+    <w:rsid w:val="007175DD"/>
     <w:pPr>
       <w:autoSpaceDE w:val="0"/>
       <w:autoSpaceDN w:val="0"/>
       <w:adjustRightInd w:val="0"/>
+      <w:spacing w:after="0" w:line="240" w:lineRule="auto"/>
     </w:pPr>
     <w:rPr>
       <w:rFonts w:ascii="TimesNewRoman,Italic" w:eastAsia="Times New Roman" w:hAnsi="TimesNewRoman,Italic" w:cs="Times New Roman"/>
-      <w:kern w:val="0"/>
       <w:sz w:val="20"/>
       <w:szCs w:val="20"/>
       <w:lang w:eastAsia="it-IT"/>
-      <w14:ligatures w14:val="none"/>
     </w:rPr>
   </w:style>
 </w:styles>
